--- a/docs/TELEPROMPTER - AgentOps on Google Cloud.docx
+++ b/docs/TELEPROMPTER - AgentOps on Google Cloud.docx
@@ -2463,7 +2463,7 @@
                 <w:sz w:val="21"/>
                 <w:szCs w:val="21"/>
               </w:rPr>
-              <w:t xml:space="preserve">Cloud Shell TAB 1:  cd ~/agentops &amp;&amp; adk web --reload_agents --allow_origins "*"   ▸ open the 127.0.0.1:8000 link ▸ diabetes_agent ▸ Token Streaming OFF</w:t>
+              <w:t xml:space="preserve">Cloud Shell TAB 1:  source ~/agentops/activate.sh &amp;&amp; cd ~/agentops &amp;&amp; adk web --reload_agents --allow_origins "*"   ▸ open the 127.0.0.1:8000 link ▸ diabetes_agent ▸ Token Streaming OFF</w:t>
             </w:r>
           </w:p>
           <w:p>
@@ -2773,7 +2773,7 @@
                 <w:sz w:val="21"/>
                 <w:szCs w:val="21"/>
               </w:rPr>
-              <w:t xml:space="preserve">TAB 1: cd ~/agentops &amp;&amp; adk web --reload_agents --allow_origins "*"</w:t>
+              <w:t xml:space="preserve">TAB 1: source ~/agentops/activate.sh &amp;&amp; cd ~/agentops &amp;&amp; adk web --reload_agents --allow_origins "*"</w:t>
             </w:r>
           </w:p>
           <w:p>
@@ -4005,7 +4005,7 @@
                 <w:sz w:val="19"/>
                 <w:szCs w:val="19"/>
               </w:rPr>
-              <w:t xml:space="preserve">GOOGLE_CLOUD_LOCATION=global (model) · PROJECT_ID · AGENT_MODEL=gemini-flash-latest</w:t>
+              <w:t xml:space="preserve">GOOGLE_CLOUD_LOCATION=global (model) · PROJECT_ID · AGENT_MODEL=gemini-3.8-flash</w:t>
             </w:r>
           </w:p>
         </w:tc>
@@ -10055,7 +10055,7 @@
                 <w:sz w:val="19"/>
                 <w:szCs w:val="19"/>
               </w:rPr>
-              <w:t xml:space="preserve">Two tables (flash, flash-lite): 3–6 model calls per turn, the search questions include sub-agent calls, $ per turn ▸ last line: flash-lite costs ~N% of flash (2–3 min)</w:t>
+              <w:t xml:space="preserve">Two tables (3.8 Flash, 3.5 Flash-Lite): 3–6 model calls per turn, the search questions include sub-agent calls, $ per turn ▸ last line: 3.5-flash-lite costs ~N% of 3.8-flash (2–3 min)</w:t>
             </w:r>
           </w:p>
         </w:tc>
@@ -10235,7 +10235,7 @@
                 <w:sz w:val="21"/>
                 <w:szCs w:val="21"/>
               </w:rPr>
-              <w:t xml:space="preserve">cd ~/agentops &amp;&amp; AGENT_MODEL=gemini-flash-lite-latest adk eval diabetes_agent diabetes_agent/agentops_baseline.evalset.json \</w:t>
+              <w:t xml:space="preserve">cd ~/agentops &amp;&amp; AGENT_MODEL=gemini-3.5-flash-lite adk eval diabetes_agent diabetes_agent/agentops_baseline.evalset.json \</w:t>
             </w:r>
           </w:p>
           <w:p>

--- a/docs/TELEPROMPTER - AgentOps on Google Cloud.docx
+++ b/docs/TELEPROMPTER - AgentOps on Google Cloud.docx
@@ -6722,7 +6722,7 @@
                 <w:sz w:val="19"/>
                 <w:szCs w:val="19"/>
               </w:rPr>
-              <w:t xml:space="preserve">The question, tool_uses: execute_sql (with its SQL), the final response.</w:t>
+              <w:t xml:space="preserve">Everything it did: maybe get_table_info, then execute_sql with its exact SQL, then the answer.</w:t>
             </w:r>
           </w:p>
         </w:tc>
@@ -6731,310 +6731,6 @@
     <w:p>
       <w:pPr>
         <w:spacing w:after="20" w:before="0" w:line="264"/>
-      </w:pPr>
-      <w:r>
-        <w:rPr>
-          <w:rFonts w:ascii="Calibri" w:cs="Calibri" w:eastAsia="Calibri" w:hAnsi="Calibri"/>
-          <w:b w:val="false"/>
-          <w:bCs w:val="false"/>
-          <w:i w:val="false"/>
-          <w:iCs w:val="false"/>
-          <w:sz w:val="22"/>
-          <w:szCs w:val="22"/>
-        </w:rPr>
-        <w:t xml:space="preserve"/>
-      </w:r>
-    </w:p>
-    <w:p>
-      <w:pPr>
-        <w:spacing w:after="0" w:before="40" w:line="264"/>
-      </w:pPr>
-      <w:r>
-        <w:rPr>
-          <w:rFonts w:ascii="Calibri" w:cs="Calibri" w:eastAsia="Calibri" w:hAnsi="Calibri"/>
-          <w:b/>
-          <w:bCs/>
-          <w:i w:val="false"/>
-          <w:iCs w:val="false"/>
-          <w:color w:val="FF5C5C"/>
-          <w:sz w:val="18"/>
-          <w:szCs w:val="18"/>
-        </w:rPr>
-        <w:t xml:space="preserve">IF IT GOES WRONG  </w:t>
-      </w:r>
-      <w:r>
-        <w:rPr>
-          <w:rFonts w:ascii="Calibri" w:cs="Calibri" w:eastAsia="Calibri" w:hAnsi="Calibri"/>
-          <w:b w:val="false"/>
-          <w:bCs w:val="false"/>
-          <w:i w:val="false"/>
-          <w:iCs w:val="false"/>
-          <w:color w:val="9AA4B2"/>
-          <w:sz w:val="18"/>
-          <w:szCs w:val="18"/>
-        </w:rPr>
-        <w:t xml:space="preserve">No Eval tab or the add fails: skip to the next block and use the fallback evalset shipped in 04-evaluate/.</w:t>
-      </w:r>
-    </w:p>
-    <w:p>
-      <w:r>
-        <w:br w:type="page"/>
-      </w:r>
-    </w:p>
-    <w:p>
-      <w:pPr>
-        <w:spacing w:after="0" w:before="0" w:line="264"/>
-      </w:pPr>
-      <w:r>
-        <w:rPr>
-          <w:rFonts w:ascii="Calibri" w:cs="Calibri" w:eastAsia="Calibri" w:hAnsi="Calibri"/>
-          <w:b/>
-          <w:bCs/>
-          <w:i w:val="false"/>
-          <w:iCs w:val="false"/>
-          <w:color w:val="F28C28"/>
-          <w:sz w:val="48"/>
-          <w:szCs w:val="48"/>
-        </w:rPr>
-        <w:t xml:space="preserve">M4 · SLIDES 35–38</w:t>
-      </w:r>
-    </w:p>
-    <w:p>
-      <w:pPr>
-        <w:spacing w:after="60" w:before="0" w:line="264"/>
-      </w:pPr>
-      <w:r>
-        <w:rPr>
-          <w:rFonts w:ascii="Calibri" w:cs="Calibri" w:eastAsia="Calibri" w:hAnsi="Calibri"/>
-          <w:b w:val="false"/>
-          <w:bCs w:val="false"/>
-          <w:i w:val="false"/>
-          <w:iCs w:val="false"/>
-          <w:color w:val="F28C28"/>
-          <w:sz w:val="21"/>
-          <w:szCs w:val="21"/>
-        </w:rPr>
-        <w:t xml:space="preserve">stop on 38 (Integrate ADK Eval into CI pipeline)</w:t>
-      </w:r>
-    </w:p>
-    <w:p>
-      <w:pPr>
-        <w:spacing w:after="80" w:before="0" w:line="264"/>
-      </w:pPr>
-      <w:r>
-        <w:rPr>
-          <w:rFonts w:ascii="Calibri" w:cs="Calibri" w:eastAsia="Calibri" w:hAnsi="Calibri"/>
-          <w:b/>
-          <w:bCs/>
-          <w:i w:val="false"/>
-          <w:iCs w:val="false"/>
-          <w:color w:val="3D8BFF"/>
-          <w:sz w:val="30"/>
-          <w:szCs w:val="30"/>
-        </w:rPr>
-        <w:t xml:space="preserve">5. Run it, then let it catch a 'harmless' prompt edit</w:t>
-      </w:r>
-      <w:r>
-        <w:rPr>
-          <w:rFonts w:ascii="Calibri" w:cs="Calibri" w:eastAsia="Calibri" w:hAnsi="Calibri"/>
-          <w:b w:val="false"/>
-          <w:bCs w:val="false"/>
-          <w:i w:val="false"/>
-          <w:iCs w:val="false"/>
-          <w:color w:val="9AA4B2"/>
-          <w:sz w:val="21"/>
-          <w:szCs w:val="21"/>
-        </w:rPr>
-        <w:t xml:space="preserve">   ~8 min · Stage 4</w:t>
-      </w:r>
-    </w:p>
-    <w:p>
-      <w:pPr>
-        <w:spacing w:after="40" w:before="40" w:line="264"/>
-      </w:pPr>
-      <w:r>
-        <w:rPr>
-          <w:rFonts w:ascii="Calibri" w:cs="Calibri" w:eastAsia="Calibri" w:hAnsi="Calibri"/>
-          <w:b/>
-          <w:bCs/>
-          <w:i w:val="false"/>
-          <w:iCs w:val="false"/>
-          <w:color w:val="B07CFF"/>
-          <w:sz w:val="22"/>
-          <w:szCs w:val="22"/>
-        </w:rPr>
-        <w:t xml:space="preserve">STATE  </w:t>
-      </w:r>
-      <w:r>
-        <w:rPr>
-          <w:rFonts w:ascii="Calibri" w:cs="Calibri" w:eastAsia="Calibri" w:hAnsi="Calibri"/>
-          <w:b/>
-          <w:bCs/>
-          <w:i w:val="false"/>
-          <w:iCs w:val="false"/>
-          <w:sz w:val="22"/>
-          <w:szCs w:val="22"/>
-        </w:rPr>
-        <w:t xml:space="preserve">Evalset in agent folder </w:t>
-      </w:r>
-      <w:r>
-        <w:rPr>
-          <w:rFonts w:ascii="Calibri" w:cs="Calibri" w:eastAsia="Calibri" w:hAnsi="Calibri"/>
-          <w:b/>
-          <w:bCs/>
-          <w:i w:val="false"/>
-          <w:iCs w:val="false"/>
-          <w:color w:val="2ECC71"/>
-          <w:sz w:val="22"/>
-          <w:szCs w:val="22"/>
-        </w:rPr>
-        <w:t xml:space="preserve">ON</w:t>
-      </w:r>
-    </w:p>
-    <w:p>
-      <w:pPr>
-        <w:spacing w:after="40" w:before="0" w:line="264"/>
-      </w:pPr>
-      <w:r>
-        <w:rPr>
-          <w:rFonts w:ascii="Calibri" w:cs="Calibri" w:eastAsia="Calibri" w:hAnsi="Calibri"/>
-          <w:b/>
-          <w:bCs/>
-          <w:i w:val="false"/>
-          <w:iCs w:val="false"/>
-          <w:color w:val="B07CFF"/>
-          <w:sz w:val="20"/>
-          <w:szCs w:val="20"/>
-        </w:rPr>
-        <w:t xml:space="preserve">NEEDS  </w:t>
-      </w:r>
-      <w:r>
-        <w:rPr>
-          <w:rFonts w:ascii="Calibri" w:cs="Calibri" w:eastAsia="Calibri" w:hAnsi="Calibri"/>
-          <w:b w:val="false"/>
-          <w:bCs w:val="false"/>
-          <w:i w:val="false"/>
-          <w:iCs w:val="false"/>
-          <w:sz w:val="20"/>
-          <w:szCs w:val="20"/>
-        </w:rPr>
-        <w:t xml:space="preserve">agentops_live from the previous block (or the fallback below).</w:t>
-      </w:r>
-    </w:p>
-    <w:p>
-      <w:pPr>
-        <w:spacing w:after="10" w:before="0" w:line="264"/>
-      </w:pPr>
-      <w:r>
-        <w:rPr>
-          <w:rFonts w:ascii="Calibri" w:cs="Calibri" w:eastAsia="Calibri" w:hAnsi="Calibri"/>
-          <w:b/>
-          <w:bCs/>
-          <w:i w:val="false"/>
-          <w:iCs w:val="false"/>
-          <w:color w:val="B07CFF"/>
-          <w:sz w:val="18"/>
-          <w:szCs w:val="18"/>
-        </w:rPr>
-        <w:t xml:space="preserve">FILES</w:t>
-      </w:r>
-    </w:p>
-    <w:p>
-      <w:pPr>
-        <w:spacing w:after="0" w:before="0" w:line="264"/>
-      </w:pPr>
-      <w:r>
-        <w:rPr>
-          <w:rFonts w:ascii="Consolas" w:cs="Consolas" w:eastAsia="Consolas" w:hAnsi="Consolas"/>
-          <w:b w:val="false"/>
-          <w:bCs w:val="false"/>
-          <w:i w:val="false"/>
-          <w:iCs w:val="false"/>
-          <w:color w:val="B07CFF"/>
-          <w:sz w:val="19"/>
-          <w:szCs w:val="19"/>
-        </w:rPr>
-        <w:t xml:space="preserve">04-evaluate/test_config.json</w:t>
-      </w:r>
-      <w:r>
-        <w:rPr>
-          <w:rFonts w:ascii="Calibri" w:cs="Calibri" w:eastAsia="Calibri" w:hAnsi="Calibri"/>
-          <w:b w:val="false"/>
-          <w:bCs w:val="false"/>
-          <w:i w:val="false"/>
-          <w:iCs w:val="false"/>
-          <w:color w:val="9AA4B2"/>
-          <w:sz w:val="18"/>
-          <w:szCs w:val="18"/>
-        </w:rPr>
-        <w:t xml:space="preserve">   tool names any order, args ignored + a disclaimer rubric</w:t>
-      </w:r>
-    </w:p>
-    <w:p>
-      <w:pPr>
-        <w:spacing w:after="0" w:before="0" w:line="264"/>
-      </w:pPr>
-      <w:r>
-        <w:rPr>
-          <w:rFonts w:ascii="Consolas" w:cs="Consolas" w:eastAsia="Consolas" w:hAnsi="Consolas"/>
-          <w:b w:val="false"/>
-          <w:bCs w:val="false"/>
-          <w:i w:val="false"/>
-          <w:iCs w:val="false"/>
-          <w:color w:val="B07CFF"/>
-          <w:sz w:val="19"/>
-          <w:szCs w:val="19"/>
-        </w:rPr>
-        <w:t xml:space="preserve">04-evaluate/cost_tweak.sh</w:t>
-      </w:r>
-      <w:r>
-        <w:rPr>
-          <w:rFonts w:ascii="Calibri" w:cs="Calibri" w:eastAsia="Calibri" w:hAnsi="Calibri"/>
-          <w:b w:val="false"/>
-          <w:bCs w:val="false"/>
-          <w:i w:val="false"/>
-          <w:iCs w:val="false"/>
-          <w:color w:val="9AA4B2"/>
-          <w:sz w:val="18"/>
-          <w:szCs w:val="18"/>
-        </w:rPr>
-        <w:t xml:space="preserve">   the teammate's prompt change (and undo)</w:t>
-      </w:r>
-    </w:p>
-    <w:p>
-      <w:pPr>
-        <w:spacing w:after="0" w:before="0" w:line="264"/>
-      </w:pPr>
-      <w:r>
-        <w:rPr>
-          <w:rFonts w:ascii="Consolas" w:cs="Consolas" w:eastAsia="Consolas" w:hAnsi="Consolas"/>
-          <w:b w:val="false"/>
-          <w:bCs w:val="false"/>
-          <w:i w:val="false"/>
-          <w:iCs w:val="false"/>
-          <w:color w:val="B07CFF"/>
-          <w:sz w:val="19"/>
-          <w:szCs w:val="19"/>
-        </w:rPr>
-        <w:t xml:space="preserve">04-evaluate/agentops_baseline.evalset.json</w:t>
-      </w:r>
-      <w:r>
-        <w:rPr>
-          <w:rFonts w:ascii="Calibri" w:cs="Calibri" w:eastAsia="Calibri" w:hAnsi="Calibri"/>
-          <w:b w:val="false"/>
-          <w:bCs w:val="false"/>
-          <w:i w:val="false"/>
-          <w:iCs w:val="false"/>
-          <w:color w:val="9AA4B2"/>
-          <w:sz w:val="18"/>
-          <w:szCs w:val="18"/>
-        </w:rPr>
-        <w:t xml:space="preserve">   fallback evalset</w:t>
-      </w:r>
-    </w:p>
-    <w:p>
-      <w:pPr>
-        <w:spacing w:after="60" w:before="0" w:line="264"/>
       </w:pPr>
       <w:r>
         <w:rPr>
@@ -7116,7 +6812,7 @@
                 <w:sz w:val="21"/>
                 <w:szCs w:val="21"/>
               </w:rPr>
-              <w:t xml:space="preserve">cat ~/agentops/04-evaluate/test_config.json</w:t>
+              <w:t xml:space="preserve">cd ~/agentops &amp;&amp; python 04-evaluate/curate_evalset.py diabetes_agent/agentops_live.evalset.json</w:t>
             </w:r>
           </w:p>
           <w:p>
@@ -7147,7 +6843,7 @@
                 <w:sz w:val="19"/>
                 <w:szCs w:val="19"/>
               </w:rPr>
-              <w:t xml:space="preserve">tool_trajectory_avg_score: ANY_ORDER, ignore_args: true · rubric: the medical disclaimer</w:t>
+              <w:t xml:space="preserve">Per case: recorded path → expected: search_agent / execute_sql / execute_sql (original kept as agentops_live.recorded.json)</w:t>
             </w:r>
           </w:p>
         </w:tc>
@@ -7156,6 +6852,310 @@
     <w:p>
       <w:pPr>
         <w:spacing w:after="20" w:before="0" w:line="264"/>
+      </w:pPr>
+      <w:r>
+        <w:rPr>
+          <w:rFonts w:ascii="Calibri" w:cs="Calibri" w:eastAsia="Calibri" w:hAnsi="Calibri"/>
+          <w:b w:val="false"/>
+          <w:bCs w:val="false"/>
+          <w:i w:val="false"/>
+          <w:iCs w:val="false"/>
+          <w:sz w:val="22"/>
+          <w:szCs w:val="22"/>
+        </w:rPr>
+        <w:t xml:space="preserve"/>
+      </w:r>
+    </w:p>
+    <w:p>
+      <w:pPr>
+        <w:spacing w:after="0" w:before="40" w:line="264"/>
+      </w:pPr>
+      <w:r>
+        <w:rPr>
+          <w:rFonts w:ascii="Calibri" w:cs="Calibri" w:eastAsia="Calibri" w:hAnsi="Calibri"/>
+          <w:b/>
+          <w:bCs/>
+          <w:i w:val="false"/>
+          <w:iCs w:val="false"/>
+          <w:color w:val="FF5C5C"/>
+          <w:sz w:val="18"/>
+          <w:szCs w:val="18"/>
+        </w:rPr>
+        <w:t xml:space="preserve">IF IT GOES WRONG  </w:t>
+      </w:r>
+      <w:r>
+        <w:rPr>
+          <w:rFonts w:ascii="Calibri" w:cs="Calibri" w:eastAsia="Calibri" w:hAnsi="Calibri"/>
+          <w:b w:val="false"/>
+          <w:bCs w:val="false"/>
+          <w:i w:val="false"/>
+          <w:iCs w:val="false"/>
+          <w:color w:val="9AA4B2"/>
+          <w:sz w:val="18"/>
+          <w:szCs w:val="18"/>
+        </w:rPr>
+        <w:t xml:space="preserve">Don't press Run Evaluation in the Eval tab: its defaults (exact tool args + 0.8 text match) fail on any re-run. No Eval tab? Use the fallback evalset in the next block.</w:t>
+      </w:r>
+    </w:p>
+    <w:p>
+      <w:r>
+        <w:br w:type="page"/>
+      </w:r>
+    </w:p>
+    <w:p>
+      <w:pPr>
+        <w:spacing w:after="0" w:before="0" w:line="264"/>
+      </w:pPr>
+      <w:r>
+        <w:rPr>
+          <w:rFonts w:ascii="Calibri" w:cs="Calibri" w:eastAsia="Calibri" w:hAnsi="Calibri"/>
+          <w:b/>
+          <w:bCs/>
+          <w:i w:val="false"/>
+          <w:iCs w:val="false"/>
+          <w:color w:val="F28C28"/>
+          <w:sz w:val="48"/>
+          <w:szCs w:val="48"/>
+        </w:rPr>
+        <w:t xml:space="preserve">M4 · SLIDES 35–38</w:t>
+      </w:r>
+    </w:p>
+    <w:p>
+      <w:pPr>
+        <w:spacing w:after="60" w:before="0" w:line="264"/>
+      </w:pPr>
+      <w:r>
+        <w:rPr>
+          <w:rFonts w:ascii="Calibri" w:cs="Calibri" w:eastAsia="Calibri" w:hAnsi="Calibri"/>
+          <w:b w:val="false"/>
+          <w:bCs w:val="false"/>
+          <w:i w:val="false"/>
+          <w:iCs w:val="false"/>
+          <w:color w:val="F28C28"/>
+          <w:sz w:val="21"/>
+          <w:szCs w:val="21"/>
+        </w:rPr>
+        <w:t xml:space="preserve">stop on 38 (Integrate ADK Eval into CI pipeline)</w:t>
+      </w:r>
+    </w:p>
+    <w:p>
+      <w:pPr>
+        <w:spacing w:after="80" w:before="0" w:line="264"/>
+      </w:pPr>
+      <w:r>
+        <w:rPr>
+          <w:rFonts w:ascii="Calibri" w:cs="Calibri" w:eastAsia="Calibri" w:hAnsi="Calibri"/>
+          <w:b/>
+          <w:bCs/>
+          <w:i w:val="false"/>
+          <w:iCs w:val="false"/>
+          <w:color w:val="3D8BFF"/>
+          <w:sz w:val="30"/>
+          <w:szCs w:val="30"/>
+        </w:rPr>
+        <w:t xml:space="preserve">5. Run it, then let it catch a 'harmless' prompt edit</w:t>
+      </w:r>
+      <w:r>
+        <w:rPr>
+          <w:rFonts w:ascii="Calibri" w:cs="Calibri" w:eastAsia="Calibri" w:hAnsi="Calibri"/>
+          <w:b w:val="false"/>
+          <w:bCs w:val="false"/>
+          <w:i w:val="false"/>
+          <w:iCs w:val="false"/>
+          <w:color w:val="9AA4B2"/>
+          <w:sz w:val="21"/>
+          <w:szCs w:val="21"/>
+        </w:rPr>
+        <w:t xml:space="preserve">   ~8 min · Stage 4</w:t>
+      </w:r>
+    </w:p>
+    <w:p>
+      <w:pPr>
+        <w:spacing w:after="40" w:before="40" w:line="264"/>
+      </w:pPr>
+      <w:r>
+        <w:rPr>
+          <w:rFonts w:ascii="Calibri" w:cs="Calibri" w:eastAsia="Calibri" w:hAnsi="Calibri"/>
+          <w:b/>
+          <w:bCs/>
+          <w:i w:val="false"/>
+          <w:iCs w:val="false"/>
+          <w:color w:val="B07CFF"/>
+          <w:sz w:val="22"/>
+          <w:szCs w:val="22"/>
+        </w:rPr>
+        <w:t xml:space="preserve">STATE  </w:t>
+      </w:r>
+      <w:r>
+        <w:rPr>
+          <w:rFonts w:ascii="Calibri" w:cs="Calibri" w:eastAsia="Calibri" w:hAnsi="Calibri"/>
+          <w:b/>
+          <w:bCs/>
+          <w:i w:val="false"/>
+          <w:iCs w:val="false"/>
+          <w:sz w:val="22"/>
+          <w:szCs w:val="22"/>
+        </w:rPr>
+        <w:t xml:space="preserve">Evalset in agent folder </w:t>
+      </w:r>
+      <w:r>
+        <w:rPr>
+          <w:rFonts w:ascii="Calibri" w:cs="Calibri" w:eastAsia="Calibri" w:hAnsi="Calibri"/>
+          <w:b/>
+          <w:bCs/>
+          <w:i w:val="false"/>
+          <w:iCs w:val="false"/>
+          <w:color w:val="2ECC71"/>
+          <w:sz w:val="22"/>
+          <w:szCs w:val="22"/>
+        </w:rPr>
+        <w:t xml:space="preserve">ON</w:t>
+      </w:r>
+    </w:p>
+    <w:p>
+      <w:pPr>
+        <w:spacing w:after="40" w:before="0" w:line="264"/>
+      </w:pPr>
+      <w:r>
+        <w:rPr>
+          <w:rFonts w:ascii="Calibri" w:cs="Calibri" w:eastAsia="Calibri" w:hAnsi="Calibri"/>
+          <w:b/>
+          <w:bCs/>
+          <w:i w:val="false"/>
+          <w:iCs w:val="false"/>
+          <w:color w:val="B07CFF"/>
+          <w:sz w:val="20"/>
+          <w:szCs w:val="20"/>
+        </w:rPr>
+        <w:t xml:space="preserve">NEEDS  </w:t>
+      </w:r>
+      <w:r>
+        <w:rPr>
+          <w:rFonts w:ascii="Calibri" w:cs="Calibri" w:eastAsia="Calibri" w:hAnsi="Calibri"/>
+          <w:b w:val="false"/>
+          <w:bCs w:val="false"/>
+          <w:i w:val="false"/>
+          <w:iCs w:val="false"/>
+          <w:sz w:val="20"/>
+          <w:szCs w:val="20"/>
+        </w:rPr>
+        <w:t xml:space="preserve">agentops_live from the previous block (or the fallback below).</w:t>
+      </w:r>
+    </w:p>
+    <w:p>
+      <w:pPr>
+        <w:spacing w:after="10" w:before="0" w:line="264"/>
+      </w:pPr>
+      <w:r>
+        <w:rPr>
+          <w:rFonts w:ascii="Calibri" w:cs="Calibri" w:eastAsia="Calibri" w:hAnsi="Calibri"/>
+          <w:b/>
+          <w:bCs/>
+          <w:i w:val="false"/>
+          <w:iCs w:val="false"/>
+          <w:color w:val="B07CFF"/>
+          <w:sz w:val="18"/>
+          <w:szCs w:val="18"/>
+        </w:rPr>
+        <w:t xml:space="preserve">FILES</w:t>
+      </w:r>
+    </w:p>
+    <w:p>
+      <w:pPr>
+        <w:spacing w:after="0" w:before="0" w:line="264"/>
+      </w:pPr>
+      <w:r>
+        <w:rPr>
+          <w:rFonts w:ascii="Consolas" w:cs="Consolas" w:eastAsia="Consolas" w:hAnsi="Consolas"/>
+          <w:b w:val="false"/>
+          <w:bCs w:val="false"/>
+          <w:i w:val="false"/>
+          <w:iCs w:val="false"/>
+          <w:color w:val="B07CFF"/>
+          <w:sz w:val="19"/>
+          <w:szCs w:val="19"/>
+        </w:rPr>
+        <w:t xml:space="preserve">04-evaluate/test_config.json</w:t>
+      </w:r>
+      <w:r>
+        <w:rPr>
+          <w:rFonts w:ascii="Calibri" w:cs="Calibri" w:eastAsia="Calibri" w:hAnsi="Calibri"/>
+          <w:b w:val="false"/>
+          <w:bCs w:val="false"/>
+          <w:i w:val="false"/>
+          <w:iCs w:val="false"/>
+          <w:color w:val="9AA4B2"/>
+          <w:sz w:val="18"/>
+          <w:szCs w:val="18"/>
+        </w:rPr>
+        <w:t xml:space="preserve">   tool names any order, args ignored + a disclaimer rubric</w:t>
+      </w:r>
+    </w:p>
+    <w:p>
+      <w:pPr>
+        <w:spacing w:after="0" w:before="0" w:line="264"/>
+      </w:pPr>
+      <w:r>
+        <w:rPr>
+          <w:rFonts w:ascii="Consolas" w:cs="Consolas" w:eastAsia="Consolas" w:hAnsi="Consolas"/>
+          <w:b w:val="false"/>
+          <w:bCs w:val="false"/>
+          <w:i w:val="false"/>
+          <w:iCs w:val="false"/>
+          <w:color w:val="B07CFF"/>
+          <w:sz w:val="19"/>
+          <w:szCs w:val="19"/>
+        </w:rPr>
+        <w:t xml:space="preserve">04-evaluate/cost_tweak.sh</w:t>
+      </w:r>
+      <w:r>
+        <w:rPr>
+          <w:rFonts w:ascii="Calibri" w:cs="Calibri" w:eastAsia="Calibri" w:hAnsi="Calibri"/>
+          <w:b w:val="false"/>
+          <w:bCs w:val="false"/>
+          <w:i w:val="false"/>
+          <w:iCs w:val="false"/>
+          <w:color w:val="9AA4B2"/>
+          <w:sz w:val="18"/>
+          <w:szCs w:val="18"/>
+        </w:rPr>
+        <w:t xml:space="preserve">   the teammate's prompt change (and undo)</w:t>
+      </w:r>
+    </w:p>
+    <w:p>
+      <w:pPr>
+        <w:spacing w:after="0" w:before="0" w:line="264"/>
+      </w:pPr>
+      <w:r>
+        <w:rPr>
+          <w:rFonts w:ascii="Consolas" w:cs="Consolas" w:eastAsia="Consolas" w:hAnsi="Consolas"/>
+          <w:b w:val="false"/>
+          <w:bCs w:val="false"/>
+          <w:i w:val="false"/>
+          <w:iCs w:val="false"/>
+          <w:color w:val="B07CFF"/>
+          <w:sz w:val="19"/>
+          <w:szCs w:val="19"/>
+        </w:rPr>
+        <w:t xml:space="preserve">04-evaluate/agentops_baseline.evalset.json</w:t>
+      </w:r>
+      <w:r>
+        <w:rPr>
+          <w:rFonts w:ascii="Calibri" w:cs="Calibri" w:eastAsia="Calibri" w:hAnsi="Calibri"/>
+          <w:b w:val="false"/>
+          <w:bCs w:val="false"/>
+          <w:i w:val="false"/>
+          <w:iCs w:val="false"/>
+          <w:color w:val="9AA4B2"/>
+          <w:sz w:val="18"/>
+          <w:szCs w:val="18"/>
+        </w:rPr>
+        <w:t xml:space="preserve">   fallback evalset</w:t>
+      </w:r>
+    </w:p>
+    <w:p>
+      <w:pPr>
+        <w:spacing w:after="60" w:before="0" w:line="264"/>
       </w:pPr>
       <w:r>
         <w:rPr>
@@ -7237,7 +7237,111 @@
                 <w:sz w:val="21"/>
                 <w:szCs w:val="21"/>
               </w:rPr>
-              <w:t xml:space="preserve">cd ~/agentops &amp;&amp; adk eval diabetes_agent diabetes_agent/agentops_live.evalset.json \</w:t>
+              <w:t xml:space="preserve">cat ~/agentops/04-evaluate/test_config.json</w:t>
+            </w:r>
+          </w:p>
+          <w:p>
+            <w:pPr>
+              <w:spacing w:after="0" w:before="60" w:line="264"/>
+            </w:pPr>
+            <w:r>
+              <w:rPr>
+                <w:rFonts w:ascii="Calibri" w:cs="Calibri" w:eastAsia="Calibri" w:hAnsi="Calibri"/>
+                <w:b/>
+                <w:bCs/>
+                <w:i w:val="false"/>
+                <w:iCs w:val="false"/>
+                <w:color w:val="2ECC71"/>
+                <w:sz w:val="19"/>
+                <w:szCs w:val="19"/>
+              </w:rPr>
+              <w:t xml:space="preserve">→ </w:t>
+            </w:r>
+            <w:r>
+              <w:rPr>
+                <w:rFonts w:ascii="Calibri" w:cs="Calibri" w:eastAsia="Calibri" w:hAnsi="Calibri"/>
+                <w:b w:val="false"/>
+                <w:bCs w:val="false"/>
+                <w:i w:val="false"/>
+                <w:iCs w:val="false"/>
+                <w:color w:val="9AA4B2"/>
+                <w:sz w:val="19"/>
+                <w:szCs w:val="19"/>
+              </w:rPr>
+              <w:t xml:space="preserve">tool_trajectory_avg_score: ANY_ORDER, ignore_args: true · rubric: the medical disclaimer</w:t>
+            </w:r>
+          </w:p>
+        </w:tc>
+      </w:tr>
+    </w:tbl>
+    <w:p>
+      <w:pPr>
+        <w:spacing w:after="20" w:before="0" w:line="264"/>
+      </w:pPr>
+      <w:r>
+        <w:rPr>
+          <w:rFonts w:ascii="Calibri" w:cs="Calibri" w:eastAsia="Calibri" w:hAnsi="Calibri"/>
+          <w:b w:val="false"/>
+          <w:bCs w:val="false"/>
+          <w:i w:val="false"/>
+          <w:iCs w:val="false"/>
+          <w:sz w:val="22"/>
+          <w:szCs w:val="22"/>
+        </w:rPr>
+        <w:t xml:space="preserve"/>
+      </w:r>
+    </w:p>
+    <w:tbl>
+      <w:tblPr>
+        <w:tblW w:type="dxa" w:w="10440"/>
+        <w:tblBorders>
+          <w:top w:val="single" w:color="auto" w:sz="4"/>
+          <w:left w:val="single" w:color="auto" w:sz="4"/>
+          <w:bottom w:val="single" w:color="auto" w:sz="4"/>
+          <w:right w:val="single" w:color="auto" w:sz="4"/>
+          <w:insideH w:val="single" w:color="auto" w:sz="4"/>
+          <w:insideV w:val="single" w:color="auto" w:sz="4"/>
+        </w:tblBorders>
+      </w:tblPr>
+      <w:tblGrid>
+        <w:gridCol w:w="10440"/>
+      </w:tblGrid>
+      <w:tr>
+        <w:trPr>
+          <w:cantSplit/>
+        </w:trPr>
+        <w:tc>
+          <w:tcPr>
+            <w:tcW w:type="dxa" w:w="10440"/>
+            <w:tcBorders>
+              <w:top w:val="single" w:color="2BB3B1" w:sz="12"/>
+              <w:left w:val="single" w:color="2BB3B1" w:sz="36"/>
+              <w:bottom w:val="single" w:color="2BB3B1" w:sz="12"/>
+              <w:right w:val="single" w:color="2BB3B1" w:sz="12"/>
+            </w:tcBorders>
+            <w:tcMar>
+              <w:top w:type="dxa" w:w="80"/>
+              <w:left w:type="dxa" w:w="160"/>
+              <w:bottom w:type="dxa" w:w="80"/>
+              <w:right w:type="dxa" w:w="160"/>
+            </w:tcMar>
+          </w:tcPr>
+          <w:p>
+            <w:pPr>
+              <w:spacing w:after="40" w:before="0" w:line="264"/>
+            </w:pPr>
+            <w:r>
+              <w:rPr>
+                <w:rFonts w:ascii="Calibri" w:cs="Calibri" w:eastAsia="Calibri" w:hAnsi="Calibri"/>
+                <w:b/>
+                <w:bCs/>
+                <w:i w:val="false"/>
+                <w:iCs w:val="false"/>
+                <w:color w:val="2BB3B1"/>
+                <w:sz w:val="18"/>
+                <w:szCs w:val="18"/>
+              </w:rPr>
+              <w:t xml:space="preserve">CLOUD SHELL · TAB 2</w:t>
             </w:r>
           </w:p>
           <w:p>
@@ -7254,6 +7358,23 @@
                 <w:sz w:val="21"/>
                 <w:szCs w:val="21"/>
               </w:rPr>
+              <w:t xml:space="preserve">cd ~/agentops &amp;&amp; adk eval diabetes_agent diabetes_agent/agentops_live.evalset.json \</w:t>
+            </w:r>
+          </w:p>
+          <w:p>
+            <w:pPr>
+              <w:spacing w:after="0" w:before="0" w:line="264"/>
+            </w:pPr>
+            <w:r>
+              <w:rPr>
+                <w:rFonts w:ascii="Consolas" w:cs="Consolas" w:eastAsia="Consolas" w:hAnsi="Consolas"/>
+                <w:b w:val="false"/>
+                <w:bCs w:val="false"/>
+                <w:i w:val="false"/>
+                <w:iCs w:val="false"/>
+                <w:sz w:val="21"/>
+                <w:szCs w:val="21"/>
+              </w:rPr>
               <w:t xml:space="preserve">  --config_file_path 04-evaluate/test_config.json --print_detailed_results</w:t>
             </w:r>
           </w:p>
@@ -7285,7 +7406,7 @@
                 <w:sz w:val="19"/>
                 <w:szCs w:val="19"/>
               </w:rPr>
-              <w:t xml:space="preserve">3 passed, 0 failed (≈1–2 min). SAY: now a teammate saves us money.</w:t>
+              <w:t xml:space="preserve">3 passed, 0 failed (≈2–3 min): trajectory 1.0 and the disclaimer rubric on each case. SAY: now a teammate saves us money.</w:t>
             </w:r>
           </w:p>
         </w:tc>

--- a/docs/TELEPROMPTER - AgentOps on Google Cloud.docx
+++ b/docs/TELEPROMPTER - AgentOps on Google Cloud.docx
@@ -6224,6 +6224,37 @@
           <w:szCs w:val="18"/>
         </w:rPr>
         <w:t xml:space="preserve">   what this block creates</w:t>
+      </w:r>
+    </w:p>
+    <w:p>
+      <w:pPr>
+        <w:spacing w:after="0" w:before="0" w:line="264"/>
+      </w:pPr>
+      <w:r>
+        <w:rPr>
+          <w:rFonts w:ascii="Consolas" w:cs="Consolas" w:eastAsia="Consolas" w:hAnsi="Consolas"/>
+          <w:b w:val="false"/>
+          <w:bCs w:val="false"/>
+          <w:i w:val="false"/>
+          <w:iCs w:val="false"/>
+          <w:color w:val="B07CFF"/>
+          <w:sz w:val="19"/>
+          <w:szCs w:val="19"/>
+        </w:rPr>
+        <w:t xml:space="preserve">04-evaluate/curate_evalset.py</w:t>
+      </w:r>
+      <w:r>
+        <w:rPr>
+          <w:rFonts w:ascii="Calibri" w:cs="Calibri" w:eastAsia="Calibri" w:hAnsi="Calibri"/>
+          <w:b w:val="false"/>
+          <w:bCs w:val="false"/>
+          <w:i w:val="false"/>
+          <w:iCs w:val="false"/>
+          <w:color w:val="9AA4B2"/>
+          <w:sz w:val="18"/>
+          <w:szCs w:val="18"/>
+        </w:rPr>
+        <w:t xml:space="preserve">   keeps the key tool per turn</w:t>
       </w:r>
     </w:p>
     <w:p>
